--- a/a7/packages/A7 Unit 6 - Relationships in Triangles/Lessons/6.05/A7 6.05 Distance on the Coordinate Plane - Lesson Plan.docx
+++ b/a7/packages/A7 Unit 6 - Relationships in Triangles/Lessons/6.05/A7 6.05 Distance on the Coordinate Plane - Lesson Plan.docx
@@ -3795,7 +3795,7 @@
                 <w:color w:val="1A1A1A"/>
                 <w:sz w:val="18"/>
               </w:rPr>
-              <w:t>2 — subtracted 6 − 4 across zero [Source of Truth, GR.1.2: integer errors across an axis]</w:t>
+              <w:t>2 — subtracted 6 − 4 across zero [Florida B1G-M, GR.1.2: integer errors across an axis]</w:t>
             </w:r>
           </w:p>
         </w:tc>
@@ -4010,7 +4010,7 @@
                 <w:color w:val="1A1A1A"/>
                 <w:sz w:val="18"/>
               </w:rPr>
-              <w:t>6 — subtracted 9 − 3 across zero [Source of Truth, GR.1.2: integer errors across an axis]</w:t>
+              <w:t>6 — subtracted 9 − 3 across zero [Florida B1G-M, GR.1.2: integer errors across an axis]</w:t>
             </w:r>
           </w:p>
         </w:tc>
@@ -4139,7 +4139,7 @@
                 <w:color w:val="1A1A1A"/>
                 <w:sz w:val="18"/>
               </w:rPr>
-              <w:t>(A) counted the grid lines, not the spaces [Math Nation names counting gridlines]; (C) subtracted 5 − 3 across zero [Source of Truth, GR.1.2: (−2, 0) to (3, 0) is not 1]; (D) −5 − 3: a distance is never negative [Notes I]</w:t>
+              <w:t>(A) counted the grid lines, not the spaces [Math Nation names counting gridlines]; (C) subtracted 5 − 3 across zero [Florida B1G-M, GR.1.2: (−2, 0) to (3, 0) is not 1]; (D) −5 − 3: a distance is never negative [Notes I]</w:t>
             </w:r>
           </w:p>
         </w:tc>
@@ -4607,7 +4607,7 @@
                 <w:color w:val="1A1A1A"/>
                 <w:sz w:val="18"/>
               </w:rPr>
-              <w:t>) — subtracted 3 − 2 across zero [Source of Truth, GR.1.2]</w:t>
+              <w:t>) — subtracted 3 − 2 across zero [Florida B1G-M, GR.1.2]</w:t>
             </w:r>
           </w:p>
         </w:tc>
@@ -4774,7 +4774,7 @@
                 <w:color w:val="1A1A1A"/>
                 <w:sz w:val="18"/>
               </w:rPr>
-              <w:t>(A) 4 − 3 = 1 for the across leg — the sign of −3 dropped [Source of Truth, GR.1.2: integer errors across an axis]; (B) one point's coordinates taken as the legs [Math Nation names wrong horizontal and vertical lengths]; (D) added the legs [MA.8.GR.1.2: the theorem, not a sum]</w:t>
+              <w:t>(A) 4 − 3 = 1 for the across leg — the sign of −3 dropped [Florida B1G-M, GR.1.2: integer errors across an axis]; (B) one point's coordinates taken as the legs [Math Nation names wrong horizontal and vertical lengths]; (D) added the legs [MA.8.GR.1.2: the theorem, not a sum]</w:t>
             </w:r>
           </w:p>
         </w:tc>
@@ -5204,7 +5204,7 @@
                 <w:color w:val="1A1A1A"/>
                 <w:sz w:val="18"/>
               </w:rPr>
-              <w:t>1 — subtracted 4 − 3 across zero [Source of Truth, GR.1.2]; a distance to the town hall — the wrong pair of points</w:t>
+              <w:t>1 — subtracted 4 − 3 across zero [Florida B1G-M, GR.1.2]; a distance to the town hall — the wrong pair of points</w:t>
             </w:r>
           </w:p>
         </w:tc>
@@ -5333,7 +5333,7 @@
                 <w:color w:val="1A1A1A"/>
                 <w:sz w:val="18"/>
               </w:rPr>
-              <w:t>'4 is right' — the axis-crossing error [Source of Truth, GR.1.2]</w:t>
+              <w:t>'4 is right' — the axis-crossing error [Florida B1G-M, GR.1.2]</w:t>
             </w:r>
           </w:p>
         </w:tc>

--- a/a7/packages/A7 Unit 6 - Relationships in Triangles/Lessons/6.05/A7 6.05 Distance on the Coordinate Plane - Lesson Plan.docx
+++ b/a7/packages/A7 Unit 6 - Relationships in Triangles/Lessons/6.05/A7 6.05 Distance on the Coordinate Plane - Lesson Plan.docx
@@ -1891,7 +1891,7 @@
                 <w:color w:val="1A1A1A"/>
                 <w:sz w:val="19"/>
               </w:rPr>
-              <w:t>Teach from the front. Expand once per law; say the OFF line out loud.</w:t>
+              <w:t>Teach from the front; say the OFF line out loud.</w:t>
             </w:r>
           </w:p>
         </w:tc>
@@ -5738,7 +5738,7 @@
                 <w:color w:val="1A1A1A"/>
                 <w:sz w:val="21"/>
               </w:rPr>
-              <w:t xml:space="preserve">  The six-question independent set is worked silently in class; whatever is not finished goes home. IXL, all skills required to a SmartScore of 67, due at the start of the next class: Find the distance between two points on a horizontal or vertical line — L9V; Find the distance between two points — ZBP.</w:t>
+              <w:t xml:space="preserve">  The six-question independent set is worked silently in class; whatever is not finished goes home. IXL, all skills required to a SmartScore of 67, due by the Unit 6 test: Find the distance between two points on a horizontal or vertical line — L9V; Find the distance between two points — ZBP.</w:t>
             </w:r>
           </w:p>
         </w:tc>

--- a/a7/packages/A7 Unit 6 - Relationships in Triangles/Lessons/6.05/A7 6.05 Distance on the Coordinate Plane - Lesson Plan.docx
+++ b/a7/packages/A7 Unit 6 - Relationships in Triangles/Lessons/6.05/A7 6.05 Distance on the Coordinate Plane - Lesson Plan.docx
@@ -1762,7 +1762,7 @@
                 <w:color w:val="1A1A1A"/>
                 <w:sz w:val="19"/>
               </w:rPr>
-              <w:t>Two minutes silent, then reveal. One sentence of reteach per question at most. Then the new words, read once.</w:t>
+              <w:t>Silent, then reveal. One sentence of reteach per question at most. Then the new words, read once.</w:t>
             </w:r>
           </w:p>
         </w:tc>
@@ -1891,7 +1891,7 @@
                 <w:color w:val="1A1A1A"/>
                 <w:sz w:val="19"/>
               </w:rPr>
-              <w:t>Teach from the front; say the OFF line out loud.</w:t>
+              <w:t>Teach from the front; say the off-slide sentence out loud.</w:t>
             </w:r>
           </w:p>
         </w:tc>
@@ -2825,7 +2825,7 @@
                 <w:color w:val="1A1A1A"/>
                 <w:sz w:val="19"/>
               </w:rPr>
-              <w:t>Start the skills; finish tonight.</w:t>
+              <w:t>Start the skills; due by the Unit 6 test.</w:t>
             </w:r>
           </w:p>
         </w:tc>
@@ -3020,7 +3020,7 @@
                 <w:color w:val="1A1A1A"/>
                 <w:sz w:val="21"/>
               </w:rPr>
-              <w:t xml:space="preserve">  The Notes slides and the worked half of each Example: the teacher writes, the class copies, and the OFF line is said out loud rather than printed.</w:t>
+              <w:t xml:space="preserve">  The Notes slides and the worked half of each Example: the teacher writes, the class copies, and the off-slide sentence is said out loud rather than printed.</w:t>
             </w:r>
           </w:p>
           <w:p>
@@ -3652,7 +3652,7 @@
             <w:r>
               <w:drawing>
                 <wp:inline xmlns:a="http://schemas.openxmlformats.org/drawingml/2006/main" xmlns:pic="http://schemas.openxmlformats.org/drawingml/2006/picture">
-                  <wp:extent cx="600456" cy="143256"/>
+                  <wp:extent cx="551688" cy="143256"/>
                   <wp:docPr id="1" name="Picture 1"/>
                   <wp:cNvGraphicFramePr>
                     <a:graphicFrameLocks noChangeAspect="1"/>
@@ -3661,7 +3661,7 @@
                     <a:graphicData uri="http://schemas.openxmlformats.org/drawingml/2006/picture">
                       <pic:pic>
                         <pic:nvPicPr>
-                          <pic:cNvPr id="0" name="02c92822a4500f56.png"/>
+                          <pic:cNvPr id="0" name="444cca6e1514f4ea.png"/>
                           <pic:cNvPicPr/>
                         </pic:nvPicPr>
                         <pic:blipFill>
@@ -3673,7 +3673,7 @@
                         <pic:spPr>
                           <a:xfrm>
                             <a:off x="0" y="0"/>
-                            <a:ext cx="600456" cy="143256"/>
+                            <a:ext cx="551688" cy="143256"/>
                           </a:xfrm>
                           <a:prstGeom prst="rect"/>
                         </pic:spPr>
@@ -4211,7 +4211,7 @@
             <w:r>
               <w:drawing>
                 <wp:inline xmlns:a="http://schemas.openxmlformats.org/drawingml/2006/main" xmlns:pic="http://schemas.openxmlformats.org/drawingml/2006/picture">
-                  <wp:extent cx="719328" cy="143256"/>
+                  <wp:extent cx="670560" cy="143256"/>
                   <wp:docPr id="5" name="Picture 5"/>
                   <wp:cNvGraphicFramePr>
                     <a:graphicFrameLocks noChangeAspect="1"/>
@@ -4220,7 +4220,7 @@
                     <a:graphicData uri="http://schemas.openxmlformats.org/drawingml/2006/picture">
                       <pic:pic>
                         <pic:nvPicPr>
-                          <pic:cNvPr id="0" name="b6885eef41e960e1.png"/>
+                          <pic:cNvPr id="0" name="fcfe211acfe99794.png"/>
                           <pic:cNvPicPr/>
                         </pic:nvPicPr>
                         <pic:blipFill>
@@ -4232,7 +4232,7 @@
                         <pic:spPr>
                           <a:xfrm>
                             <a:off x="0" y="0"/>
-                            <a:ext cx="719328" cy="143256"/>
+                            <a:ext cx="670560" cy="143256"/>
                           </a:xfrm>
                           <a:prstGeom prst="rect"/>
                         </pic:spPr>
@@ -4426,7 +4426,7 @@
             <w:r>
               <w:drawing>
                 <wp:inline xmlns:a="http://schemas.openxmlformats.org/drawingml/2006/main" xmlns:pic="http://schemas.openxmlformats.org/drawingml/2006/picture">
-                  <wp:extent cx="707136" cy="146304"/>
+                  <wp:extent cx="658368" cy="146304"/>
                   <wp:docPr id="7" name="Picture 7"/>
                   <wp:cNvGraphicFramePr>
                     <a:graphicFrameLocks noChangeAspect="1"/>
@@ -4435,7 +4435,7 @@
                     <a:graphicData uri="http://schemas.openxmlformats.org/drawingml/2006/picture">
                       <pic:pic>
                         <pic:nvPicPr>
-                          <pic:cNvPr id="0" name="2ebd14e3d9282b38.png"/>
+                          <pic:cNvPr id="0" name="06d8f05c7490428f.png"/>
                           <pic:cNvPicPr/>
                         </pic:nvPicPr>
                         <pic:blipFill>
@@ -4447,7 +4447,7 @@
                         <pic:spPr>
                           <a:xfrm>
                             <a:off x="0" y="0"/>
-                            <a:ext cx="707136" cy="146304"/>
+                            <a:ext cx="658368" cy="146304"/>
                           </a:xfrm>
                           <a:prstGeom prst="rect"/>
                         </pic:spPr>
@@ -4846,7 +4846,7 @@
             <w:r>
               <w:drawing>
                 <wp:inline xmlns:a="http://schemas.openxmlformats.org/drawingml/2006/main" xmlns:pic="http://schemas.openxmlformats.org/drawingml/2006/picture">
-                  <wp:extent cx="569976" cy="146304"/>
+                  <wp:extent cx="521207" cy="146304"/>
                   <wp:docPr id="9" name="Picture 9"/>
                   <wp:cNvGraphicFramePr>
                     <a:graphicFrameLocks noChangeAspect="1"/>
@@ -4855,7 +4855,7 @@
                     <a:graphicData uri="http://schemas.openxmlformats.org/drawingml/2006/picture">
                       <pic:pic>
                         <pic:nvPicPr>
-                          <pic:cNvPr id="0" name="cc5cad7d681bc49a.png"/>
+                          <pic:cNvPr id="0" name="15654225e83f46d9.png"/>
                           <pic:cNvPicPr/>
                         </pic:nvPicPr>
                         <pic:blipFill>
@@ -4867,7 +4867,7 @@
                         <pic:spPr>
                           <a:xfrm>
                             <a:off x="0" y="0"/>
-                            <a:ext cx="569976" cy="146304"/>
+                            <a:ext cx="521207" cy="146304"/>
                           </a:xfrm>
                           <a:prstGeom prst="rect"/>
                         </pic:spPr>
